--- a/7. Project Documentation/Project Executable Files.docx
+++ b/7. Project Documentation/Project Executable Files.docx
@@ -336,25 +336,13 @@
             <w:pPr>
               <w:ind w:left="125"/>
             </w:pPr>
-            <w:proofErr w:type="spellStart"/>
-            <w:proofErr w:type="gramStart"/>
             <w:r>
               <w:rPr>
                 <w:rFonts w:ascii="Arial" w:eastAsia="Arial" w:hAnsi="Arial" w:cs="Arial"/>
                 <w:b/>
                 <w:sz w:val="24"/>
               </w:rPr>
-              <w:t>S.No</w:t>
-            </w:r>
-            <w:proofErr w:type="spellEnd"/>
-            <w:proofErr w:type="gramEnd"/>
-            <w:r>
-              <w:rPr>
-                <w:rFonts w:ascii="Arial" w:eastAsia="Arial" w:hAnsi="Arial" w:cs="Arial"/>
-                <w:b/>
-                <w:sz w:val="24"/>
-              </w:rPr>
-              <w:t xml:space="preserve"> </w:t>
+              <w:t xml:space="preserve">S.No </w:t>
             </w:r>
           </w:p>
         </w:tc>
@@ -731,25 +719,7 @@
                 <w:rFonts w:ascii="Arial" w:eastAsia="Arial" w:hAnsi="Arial" w:cs="Arial"/>
                 <w:sz w:val="24"/>
               </w:rPr>
-              <w:t xml:space="preserve">requirements.txt / </w:t>
-            </w:r>
-            <w:proofErr w:type="spellStart"/>
-            <w:proofErr w:type="gramStart"/>
-            <w:r>
-              <w:rPr>
-                <w:rFonts w:ascii="Arial" w:eastAsia="Arial" w:hAnsi="Arial" w:cs="Arial"/>
-                <w:sz w:val="24"/>
-              </w:rPr>
-              <w:t>package.json</w:t>
-            </w:r>
-            <w:proofErr w:type="spellEnd"/>
-            <w:proofErr w:type="gramEnd"/>
-            <w:r>
-              <w:rPr>
-                <w:rFonts w:ascii="Arial" w:eastAsia="Arial" w:hAnsi="Arial" w:cs="Arial"/>
-                <w:sz w:val="24"/>
-              </w:rPr>
-              <w:t xml:space="preserve"> / dependency file </w:t>
+              <w:t xml:space="preserve">requirements.txt / package.json / dependency file </w:t>
             </w:r>
           </w:p>
         </w:tc>
@@ -997,39 +967,7 @@
                 <w:sz w:val="24"/>
               </w:rPr>
               <w:tab/>
-              <w:t xml:space="preserve">configuration file </w:t>
-            </w:r>
-            <w:proofErr w:type="gramStart"/>
-            <w:r>
-              <w:rPr>
-                <w:rFonts w:ascii="Arial" w:eastAsia="Arial" w:hAnsi="Arial" w:cs="Arial"/>
-                <w:sz w:val="24"/>
-              </w:rPr>
-              <w:t>(.</w:t>
-            </w:r>
-            <w:proofErr w:type="spellStart"/>
-            <w:r>
-              <w:rPr>
-                <w:rFonts w:ascii="Arial" w:eastAsia="Arial" w:hAnsi="Arial" w:cs="Arial"/>
-                <w:sz w:val="24"/>
-              </w:rPr>
-              <w:t>env</w:t>
-            </w:r>
-            <w:proofErr w:type="gramEnd"/>
-            <w:r>
-              <w:rPr>
-                <w:rFonts w:ascii="Arial" w:eastAsia="Arial" w:hAnsi="Arial" w:cs="Arial"/>
-                <w:sz w:val="24"/>
-              </w:rPr>
-              <w:t>.example</w:t>
-            </w:r>
-            <w:proofErr w:type="spellEnd"/>
-            <w:r>
-              <w:rPr>
-                <w:rFonts w:ascii="Arial" w:eastAsia="Arial" w:hAnsi="Arial" w:cs="Arial"/>
-                <w:sz w:val="24"/>
-              </w:rPr>
-              <w:t xml:space="preserve"> similar) </w:t>
+              <w:t xml:space="preserve">configuration file (.env.example similar) </w:t>
             </w:r>
           </w:p>
         </w:tc>
@@ -1389,21 +1327,12 @@
             <w:pPr>
               <w:ind w:left="125"/>
             </w:pPr>
-            <w:proofErr w:type="spellStart"/>
-            <w:r>
-              <w:rPr>
-                <w:rFonts w:ascii="Arial" w:eastAsia="Arial" w:hAnsi="Arial" w:cs="Arial"/>
-                <w:sz w:val="24"/>
-              </w:rPr>
-              <w:t>Dockerfile</w:t>
-            </w:r>
-            <w:proofErr w:type="spellEnd"/>
-            <w:r>
-              <w:rPr>
-                <w:rFonts w:ascii="Arial" w:eastAsia="Arial" w:hAnsi="Arial" w:cs="Arial"/>
-                <w:sz w:val="24"/>
-              </w:rPr>
-              <w:t xml:space="preserve"> / Containerization config (if applicable) </w:t>
+            <w:r>
+              <w:rPr>
+                <w:rFonts w:ascii="Arial" w:eastAsia="Arial" w:hAnsi="Arial" w:cs="Arial"/>
+                <w:sz w:val="24"/>
+              </w:rPr>
+              <w:t xml:space="preserve">Dockerfile / Containerization config (if applicable) </w:t>
             </w:r>
           </w:p>
         </w:tc>
@@ -1445,14 +1374,7 @@
                 <w:rFonts w:ascii="Times New Roman" w:eastAsia="Times New Roman" w:hAnsi="Times New Roman" w:cs="Times New Roman"/>
                 <w:sz w:val="24"/>
               </w:rPr>
-              <w:t>N</w:t>
-            </w:r>
-            <w:r>
-              <w:rPr>
-                <w:rFonts w:ascii="Times New Roman" w:eastAsia="Times New Roman" w:hAnsi="Times New Roman" w:cs="Times New Roman"/>
-                <w:sz w:val="24"/>
-              </w:rPr>
-              <w:t>O</w:t>
+              <w:t>NA</w:t>
             </w:r>
           </w:p>
         </w:tc>
@@ -1686,7 +1608,7 @@
                 <w:rFonts w:ascii="Times New Roman" w:eastAsia="Times New Roman" w:hAnsi="Times New Roman" w:cs="Times New Roman"/>
                 <w:sz w:val="24"/>
               </w:rPr>
-              <w:t>NO</w:t>
+              <w:t>Yes</w:t>
             </w:r>
           </w:p>
         </w:tc>
@@ -1788,21 +1710,7 @@
         <w:rPr>
           <w:sz w:val="24"/>
         </w:rPr>
-        <w:t>/</w:t>
-      </w:r>
-      <w:proofErr w:type="gramStart"/>
-      <w:r>
-        <w:rPr>
-          <w:sz w:val="24"/>
-        </w:rPr>
-        <w:t>project</w:t>
-      </w:r>
-      <w:proofErr w:type="gramEnd"/>
-      <w:r>
-        <w:rPr>
-          <w:sz w:val="24"/>
-        </w:rPr>
-        <w:t>-root</w:t>
+        <w:t>/project-root</w:t>
       </w:r>
     </w:p>
     <w:p>
@@ -1816,32 +1724,8 @@
         <w:rPr>
           <w:sz w:val="24"/>
         </w:rPr>
-        <w:t xml:space="preserve">  </w:t>
-      </w:r>
-      <w:proofErr w:type="spellStart"/>
-      <w:proofErr w:type="gramStart"/>
-      <w:r>
-        <w:rPr>
-          <w:sz w:val="24"/>
-        </w:rPr>
-        <w:t>main.ipynb</w:t>
-      </w:r>
-      <w:proofErr w:type="spellEnd"/>
-      <w:proofErr w:type="gramEnd"/>
-      <w:r>
-        <w:rPr>
-          <w:sz w:val="24"/>
-        </w:rPr>
-        <w:t xml:space="preserve">          - Epics 2-4: EDA, preprocessing, model training; saves </w:t>
-      </w:r>
-      <w:proofErr w:type="spellStart"/>
-      <w:r>
-        <w:rPr>
-          <w:sz w:val="24"/>
-        </w:rPr>
-        <w:t>model.pkl</w:t>
-      </w:r>
-      <w:proofErr w:type="spellEnd"/>
+        <w:t xml:space="preserve">  main.ipynb          - Epics 2-4: EDA, preprocessing, model training; saves model.pkl</w:t>
+      </w:r>
     </w:p>
     <w:p>
       <w:pPr>
@@ -1854,21 +1738,7 @@
         <w:rPr>
           <w:sz w:val="24"/>
         </w:rPr>
-        <w:t xml:space="preserve">  app.py              - Epic 5: Flask app; loads </w:t>
-      </w:r>
-      <w:proofErr w:type="spellStart"/>
-      <w:r>
-        <w:rPr>
-          <w:sz w:val="24"/>
-        </w:rPr>
-        <w:t>model.pkl</w:t>
-      </w:r>
-      <w:proofErr w:type="spellEnd"/>
-      <w:r>
-        <w:rPr>
-          <w:sz w:val="24"/>
-        </w:rPr>
-        <w:t xml:space="preserve"> and serves predictions</w:t>
+        <w:t xml:space="preserve">  app.py              - Epic 5: Flask app; loads model.pkl and serves predictions</w:t>
       </w:r>
     </w:p>
     <w:p>
@@ -1924,37 +1794,7 @@
         <w:rPr>
           <w:sz w:val="24"/>
         </w:rPr>
-        <w:t xml:space="preserve">  </w:t>
-      </w:r>
-      <w:proofErr w:type="spellStart"/>
-      <w:r>
-        <w:rPr>
-          <w:sz w:val="24"/>
-        </w:rPr>
-        <w:t>model.pkl</w:t>
-      </w:r>
-      <w:proofErr w:type="spellEnd"/>
-      <w:r>
-        <w:rPr>
-          <w:sz w:val="24"/>
-        </w:rPr>
-        <w:t xml:space="preserve">           - Generated by </w:t>
-      </w:r>
-      <w:proofErr w:type="spellStart"/>
-      <w:proofErr w:type="gramStart"/>
-      <w:r>
-        <w:rPr>
-          <w:sz w:val="24"/>
-        </w:rPr>
-        <w:t>main.ipynb</w:t>
-      </w:r>
-      <w:proofErr w:type="spellEnd"/>
-      <w:proofErr w:type="gramEnd"/>
-      <w:r>
-        <w:rPr>
-          <w:sz w:val="24"/>
-        </w:rPr>
-        <w:t>: bundle of models, encoders, feature order</w:t>
+        <w:t xml:space="preserve">  model.pkl           - Generated by main.ipynb: bundle of models, encoders, feature order</w:t>
       </w:r>
     </w:p>
     <w:p>
@@ -1968,21 +1808,7 @@
         <w:rPr>
           <w:sz w:val="24"/>
         </w:rPr>
-        <w:t xml:space="preserve">  requirements.txt     - Python dependencies (Flask, scikit-learn, pandas, </w:t>
-      </w:r>
-      <w:proofErr w:type="spellStart"/>
-      <w:r>
-        <w:rPr>
-          <w:sz w:val="24"/>
-        </w:rPr>
-        <w:t>numpy</w:t>
-      </w:r>
-      <w:proofErr w:type="spellEnd"/>
-      <w:r>
-        <w:rPr>
-          <w:sz w:val="24"/>
-        </w:rPr>
-        <w:t>, etc.)</w:t>
+        <w:t xml:space="preserve">  requirements.txt     - Python dependencies (Flask, scikit-learn, pandas, numpy, etc.)</w:t>
       </w:r>
     </w:p>
     <w:p>
@@ -2046,8 +1872,8 @@
         <w:tblLook w:val="04A0" w:firstRow="1" w:lastRow="0" w:firstColumn="1" w:lastColumn="0" w:noHBand="0" w:noVBand="1"/>
       </w:tblPr>
       <w:tblGrid>
-        <w:gridCol w:w="3120"/>
-        <w:gridCol w:w="6240"/>
+        <w:gridCol w:w="1760"/>
+        <w:gridCol w:w="7927"/>
       </w:tblGrid>
       <w:tr>
         <w:trPr>
@@ -2418,13 +2244,16 @@
             </w:tcBorders>
           </w:tcPr>
           <w:p>
-            <w:r>
-              <w:rPr>
-                <w:rFonts w:ascii="Times New Roman" w:eastAsia="Times New Roman" w:hAnsi="Times New Roman" w:cs="Times New Roman"/>
-                <w:sz w:val="24"/>
-              </w:rPr>
-              <w:t xml:space="preserve"> </w:t>
-            </w:r>
+            <w:hyperlink r:id="rId8" w:history="1">
+              <w:r>
+                <w:rPr>
+                  <w:rStyle w:val="Hyperlink"/>
+                  <w:rFonts w:ascii="Times New Roman" w:eastAsia="Times New Roman" w:hAnsi="Times New Roman" w:cs="Times New Roman"/>
+                  <w:sz w:val="24"/>
+                </w:rPr>
+                <w:t>https://1drv.ms/v/c/070e8a0f3ada8805/IQDfhT4vsHYWSoeXniEgzg18AeArEzkNxG4YEzJTjc1ybpw?e=jTjTlv</w:t>
+              </w:r>
+            </w:hyperlink>
           </w:p>
         </w:tc>
       </w:tr>
@@ -2516,35 +2345,8 @@
           <w:rFonts w:ascii="Arial" w:eastAsia="Arial" w:hAnsi="Arial" w:cs="Arial"/>
           <w:sz w:val="24"/>
         </w:rPr>
-        <w:t xml:space="preserve">Step 1: Place application_record.csv and creditcard.csv next to </w:t>
-      </w:r>
-      <w:proofErr w:type="spellStart"/>
-      <w:proofErr w:type="gramStart"/>
-      <w:r>
-        <w:rPr>
-          <w:rFonts w:ascii="Arial" w:eastAsia="Arial" w:hAnsi="Arial" w:cs="Arial"/>
-          <w:sz w:val="24"/>
-        </w:rPr>
-        <w:t>main.ipynb</w:t>
-      </w:r>
-      <w:proofErr w:type="spellEnd"/>
-      <w:proofErr w:type="gramEnd"/>
-      <w:r>
-        <w:rPr>
-          <w:rFonts w:ascii="Arial" w:eastAsia="Arial" w:hAnsi="Arial" w:cs="Arial"/>
-          <w:sz w:val="24"/>
-        </w:rPr>
-        <w:t xml:space="preserve">, then run the notebook top to bottom to train the models and generate </w:t>
-      </w:r>
-      <w:proofErr w:type="spellStart"/>
-      <w:r>
-        <w:rPr>
-          <w:rFonts w:ascii="Arial" w:eastAsia="Arial" w:hAnsi="Arial" w:cs="Arial"/>
-          <w:sz w:val="24"/>
-        </w:rPr>
-        <w:t>model.pkl</w:t>
-      </w:r>
-      <w:proofErr w:type="spellEnd"/>
+        <w:t>Step 1: Place application_record.csv and creditcard.csv next to main.ipynb, then run the notebook top to bottom to train the models and generate model.pkl</w:t>
+      </w:r>
     </w:p>
     <w:p>
       <w:pPr>
@@ -2591,71 +2393,7 @@
           <w:rFonts w:ascii="Arial" w:eastAsia="Arial" w:hAnsi="Arial" w:cs="Arial"/>
           <w:sz w:val="24"/>
         </w:rPr>
-        <w:t xml:space="preserve">Step 4: (Optional) choose which model app.py serves: set the MODEL_NAME environment variable to </w:t>
-      </w:r>
-      <w:proofErr w:type="spellStart"/>
-      <w:r>
-        <w:rPr>
-          <w:rFonts w:ascii="Arial" w:eastAsia="Arial" w:hAnsi="Arial" w:cs="Arial"/>
-          <w:sz w:val="24"/>
-        </w:rPr>
-        <w:t>logistic_regression</w:t>
-      </w:r>
-      <w:proofErr w:type="spellEnd"/>
-      <w:r>
-        <w:rPr>
-          <w:rFonts w:ascii="Arial" w:eastAsia="Arial" w:hAnsi="Arial" w:cs="Arial"/>
-          <w:sz w:val="24"/>
-        </w:rPr>
-        <w:t xml:space="preserve">, </w:t>
-      </w:r>
-      <w:proofErr w:type="spellStart"/>
-      <w:r>
-        <w:rPr>
-          <w:rFonts w:ascii="Arial" w:eastAsia="Arial" w:hAnsi="Arial" w:cs="Arial"/>
-          <w:sz w:val="24"/>
-        </w:rPr>
-        <w:t>decision_tree</w:t>
-      </w:r>
-      <w:proofErr w:type="spellEnd"/>
-      <w:r>
-        <w:rPr>
-          <w:rFonts w:ascii="Arial" w:eastAsia="Arial" w:hAnsi="Arial" w:cs="Arial"/>
-          <w:sz w:val="24"/>
-        </w:rPr>
-        <w:t xml:space="preserve">, or </w:t>
-      </w:r>
-      <w:proofErr w:type="spellStart"/>
-      <w:r>
-        <w:rPr>
-          <w:rFonts w:ascii="Arial" w:eastAsia="Arial" w:hAnsi="Arial" w:cs="Arial"/>
-          <w:sz w:val="24"/>
-        </w:rPr>
-        <w:t>random_forest</w:t>
-      </w:r>
-      <w:proofErr w:type="spellEnd"/>
-      <w:r>
-        <w:rPr>
-          <w:rFonts w:ascii="Arial" w:eastAsia="Arial" w:hAnsi="Arial" w:cs="Arial"/>
-          <w:sz w:val="24"/>
-        </w:rPr>
-        <w:t xml:space="preserve"> (defaults to </w:t>
-      </w:r>
-      <w:proofErr w:type="spellStart"/>
-      <w:r>
-        <w:rPr>
-          <w:rFonts w:ascii="Arial" w:eastAsia="Arial" w:hAnsi="Arial" w:cs="Arial"/>
-          <w:sz w:val="24"/>
-        </w:rPr>
-        <w:t>random_forest</w:t>
-      </w:r>
-      <w:proofErr w:type="spellEnd"/>
-      <w:r>
-        <w:rPr>
-          <w:rFonts w:ascii="Arial" w:eastAsia="Arial" w:hAnsi="Arial" w:cs="Arial"/>
-          <w:sz w:val="24"/>
-        </w:rPr>
-        <w:t>)</w:t>
+        <w:t>Step 4: (Optional) choose which model app.py serves: set the MODEL_NAME environment variable to logistic_regression, decision_tree, or random_forest (defaults to random_forest)</w:t>
       </w:r>
     </w:p>
     <w:p>
@@ -2671,6 +2409,7 @@
           <w:rFonts w:ascii="Arial" w:eastAsia="Arial" w:hAnsi="Arial" w:cs="Arial"/>
           <w:sz w:val="24"/>
         </w:rPr>
+        <w:lastRenderedPageBreak/>
         <w:t>Step 5: Start the application: python app.py</w:t>
       </w:r>
     </w:p>
@@ -2701,7 +2440,6 @@
           <w:rFonts w:ascii="Arial" w:eastAsia="Arial" w:hAnsi="Arial" w:cs="Arial"/>
           <w:sz w:val="24"/>
         </w:rPr>
-        <w:lastRenderedPageBreak/>
         <w:t xml:space="preserve"> </w:t>
       </w:r>
     </w:p>
@@ -2763,25 +2501,13 @@
             <w:pPr>
               <w:ind w:left="120"/>
             </w:pPr>
-            <w:proofErr w:type="spellStart"/>
-            <w:proofErr w:type="gramStart"/>
             <w:r>
               <w:rPr>
                 <w:rFonts w:ascii="Arial" w:eastAsia="Arial" w:hAnsi="Arial" w:cs="Arial"/>
                 <w:b/>
                 <w:sz w:val="24"/>
               </w:rPr>
-              <w:t>S.No</w:t>
-            </w:r>
-            <w:proofErr w:type="spellEnd"/>
-            <w:proofErr w:type="gramEnd"/>
-            <w:r>
-              <w:rPr>
-                <w:rFonts w:ascii="Arial" w:eastAsia="Arial" w:hAnsi="Arial" w:cs="Arial"/>
-                <w:b/>
-                <w:sz w:val="24"/>
-              </w:rPr>
-              <w:t xml:space="preserve"> </w:t>
+              <w:t xml:space="preserve">S.No </w:t>
             </w:r>
           </w:p>
         </w:tc>
@@ -3105,9 +2831,9 @@
       </w:r>
     </w:p>
     <w:sectPr>
-      <w:headerReference w:type="even" r:id="rId8"/>
-      <w:headerReference w:type="default" r:id="rId9"/>
-      <w:headerReference w:type="first" r:id="rId10"/>
+      <w:headerReference w:type="even" r:id="rId9"/>
+      <w:headerReference w:type="default" r:id="rId10"/>
+      <w:headerReference w:type="first" r:id="rId11"/>
       <w:pgSz w:w="12240" w:h="15840"/>
       <w:pgMar w:top="91" w:right="1443" w:bottom="470" w:left="1080" w:header="720" w:footer="720" w:gutter="0"/>
       <w:cols w:space="720"/>
